--- a/CV Converter - User Guide.docx
+++ b/CV Converter - User Guide.docx
@@ -22,6 +22,120 @@
       </w:r>
     </w:p>
     <w:p>
+      <w:r>
+        <w:rPr>
+          <w:highlight w:val="yellow"/>
+        </w:rPr>
+        <w:t xml:space="preserve">You will receive the app as a zipped folder. Extract the zipped folder — you will see </w:t>
+      </w:r>
+      <w:r>
+        <w:rPr>
+          <w:b/>
+          <w:bCs/>
+          <w:highlight w:val="yellow"/>
+        </w:rPr>
+        <w:t>CV-Converter.exe</w:t>
+      </w:r>
+      <w:r>
+        <w:rPr>
+          <w:highlight w:val="yellow"/>
+        </w:rPr>
+        <w:t xml:space="preserve"> and an </w:t>
+      </w:r>
+      <w:r>
+        <w:rPr>
+          <w:b/>
+          <w:bCs/>
+          <w:highlight w:val="yellow"/>
+        </w:rPr>
+        <w:t>_</w:t>
+      </w:r>
+      <w:r>
+        <w:rPr>
+          <w:b/>
+          <w:bCs/>
+          <w:highlight w:val="yellow"/>
+        </w:rPr>
+        <w:t>internal</w:t>
+      </w:r>
+      <w:r>
+        <w:rPr>
+          <w:highlight w:val="yellow"/>
+        </w:rPr>
+        <w:t xml:space="preserve"> folder. </w:t>
+      </w:r>
+      <w:r>
+        <w:rPr>
+          <w:b/>
+          <w:bCs/>
+          <w:highlight w:val="yellow"/>
+        </w:rPr>
+        <w:t>Do not delete or move the _internal folder</w:t>
+      </w:r>
+      <w:r>
+        <w:rPr>
+          <w:highlight w:val="yellow"/>
+        </w:rPr>
+        <w:t xml:space="preserve">, as the app will not work without it. Once you double-click </w:t>
+      </w:r>
+      <w:r>
+        <w:rPr>
+          <w:b/>
+          <w:bCs/>
+          <w:highlight w:val="yellow"/>
+        </w:rPr>
+        <w:t>CV-Converter.exe</w:t>
+      </w:r>
+      <w:r>
+        <w:rPr>
+          <w:highlight w:val="yellow"/>
+        </w:rPr>
+        <w:t xml:space="preserve">, the following folders get generated at the same location: </w:t>
+      </w:r>
+      <w:r>
+        <w:rPr>
+          <w:b/>
+          <w:bCs/>
+          <w:highlight w:val="yellow"/>
+        </w:rPr>
+        <w:t>config</w:t>
+      </w:r>
+      <w:r>
+        <w:rPr>
+          <w:highlight w:val="yellow"/>
+        </w:rPr>
+        <w:t xml:space="preserve">, </w:t>
+      </w:r>
+      <w:r>
+        <w:rPr>
+          <w:b/>
+          <w:bCs/>
+          <w:highlight w:val="yellow"/>
+        </w:rPr>
+        <w:t>output</w:t>
+      </w:r>
+      <w:r>
+        <w:rPr>
+          <w:highlight w:val="yellow"/>
+        </w:rPr>
+        <w:t xml:space="preserve">, and </w:t>
+      </w:r>
+      <w:r>
+        <w:rPr>
+          <w:b/>
+          <w:bCs/>
+          <w:highlight w:val="yellow"/>
+        </w:rPr>
+        <w:t>templates</w:t>
+      </w:r>
+      <w:r>
+        <w:rPr>
+          <w:highlight w:val="yellow"/>
+        </w:rPr>
+        <w:t>. User input, output and templates are stored here. You can refer to these folders as needed.</w:t>
+      </w:r>
+    </w:p>
+    <w:p>
       <w:pPr>
         <w:rPr>
           <w:b/>
@@ -50,9 +164,11 @@
       <w:r>
         <w:t xml:space="preserve">CV Converter transforms a </w:t>
       </w:r>
+      <w:proofErr w:type="spellStart"/>
       <w:r>
         <w:t>Whoz</w:t>
       </w:r>
+      <w:proofErr w:type="spellEnd"/>
       <w:r>
         <w:t xml:space="preserve"> CV into a selected template that matches specific requirements, using placeholders to map data into the template automatically.</w:t>
       </w:r>
@@ -117,31 +233,7 @@
         </w:numPr>
       </w:pPr>
       <w:r>
-        <w:t xml:space="preserve">Default </w:t>
-      </w:r>
-      <w:r>
-        <w:t>F</w:t>
-      </w:r>
-      <w:r>
-        <w:t xml:space="preserve">ont </w:t>
-      </w:r>
-      <w:r>
-        <w:t>Settings</w:t>
-      </w:r>
-      <w:r>
-        <w:t xml:space="preserve"> are currently deprecated</w:t>
-      </w:r>
-      <w:r>
-        <w:t>.</w:t>
-      </w:r>
-      <w:r>
-        <w:t xml:space="preserve"> </w:t>
-      </w:r>
-      <w:r>
-        <w:t>T</w:t>
-      </w:r>
-      <w:r>
-        <w:t>ext styling is taken from the selected template’s styles in Word templates by design.</w:t>
+        <w:t>Default Font Settings allow you to set the default font family and size. These will be applied to all converted CV text, overriding the template font where set.</w:t>
       </w:r>
     </w:p>
     <w:p>
@@ -299,19 +391,8 @@
         </w:numPr>
       </w:pPr>
       <w:r>
-        <w:t>Formatting Options are deprecated for now</w:t>
-      </w:r>
-      <w:r>
-        <w:t>.</w:t>
-      </w:r>
-      <w:r>
-        <w:t xml:space="preserve"> </w:t>
-      </w:r>
-      <w:r>
-        <w:t>F</w:t>
-      </w:r>
-      <w:r>
-        <w:t>orcing a font family/size is disabled so that template-defined styles control appearance.</w:t>
+        <w:lastRenderedPageBreak/>
+        <w:t>Formatting Options allow selecting a Font Family (Arial, Calibri, Times New Roman, Helvetica, Tahoma, Lato) and Font Size. The selected font will be applied to all converted CV text. Bold formatting from the template is always preserved.</w:t>
       </w:r>
     </w:p>
     <w:p>
@@ -345,7 +426,6 @@
         </w:numPr>
       </w:pPr>
       <w:r>
-        <w:lastRenderedPageBreak/>
         <w:t>Click Convert CVs to start processing</w:t>
       </w:r>
       <w:r>
@@ -454,10 +534,7 @@
         </w:numPr>
       </w:pPr>
       <w:r>
-        <w:t>{{YEARS OF EXPERIENCE}}</w:t>
-      </w:r>
-      <w:r>
-        <w:t xml:space="preserve"> </w:t>
+        <w:t>{{HOME}}</w:t>
       </w:r>
     </w:p>
     <w:p>
@@ -468,7 +545,7 @@
         </w:numPr>
       </w:pPr>
       <w:r>
-        <w:t>{{EXPERIENCE SUMMARY}}</w:t>
+        <w:t>{{YEARS OF EXPERIENCE}}</w:t>
       </w:r>
       <w:r>
         <w:t xml:space="preserve"> </w:t>
@@ -482,7 +559,10 @@
         </w:numPr>
       </w:pPr>
       <w:r>
-        <w:t>{{EDUCATION}}</w:t>
+        <w:t>{{EXPERIENCE SUMMARY}}</w:t>
+      </w:r>
+      <w:r>
+        <w:t xml:space="preserve"> </w:t>
       </w:r>
     </w:p>
     <w:p>
@@ -493,7 +573,7 @@
         </w:numPr>
       </w:pPr>
       <w:r>
-        <w:t>{{SKILLS}}</w:t>
+        <w:t>{{EDUCATION}}</w:t>
       </w:r>
     </w:p>
     <w:p>
@@ -504,7 +584,7 @@
         </w:numPr>
       </w:pPr>
       <w:r>
-        <w:t>{{MEMBERSHIPS}}</w:t>
+        <w:t>{{SKILLS}}</w:t>
       </w:r>
     </w:p>
     <w:p>
@@ -515,7 +595,7 @@
         </w:numPr>
       </w:pPr>
       <w:r>
-        <w:t>{{CERTIFICATIONS}}</w:t>
+        <w:t>{{MEMBERSHIPS}}</w:t>
       </w:r>
     </w:p>
     <w:p>
@@ -526,7 +606,7 @@
         </w:numPr>
       </w:pPr>
       <w:r>
-        <w:t>{{PROJECTS}}</w:t>
+        <w:t>{{CERTIFICATIONS}}</w:t>
       </w:r>
     </w:p>
     <w:p>
@@ -537,7 +617,7 @@
         </w:numPr>
       </w:pPr>
       <w:r>
-        <w:t>{{CLIENT}}</w:t>
+        <w:t>{{PROJECTS}}</w:t>
       </w:r>
     </w:p>
     <w:p>
@@ -548,6 +628,17 @@
         </w:numPr>
       </w:pPr>
       <w:r>
+        <w:t>{{CLIENT}}</w:t>
+      </w:r>
+    </w:p>
+    <w:p>
+      <w:pPr>
+        <w:numPr>
+          <w:ilvl w:val="0"/>
+          <w:numId w:val="8"/>
+        </w:numPr>
+      </w:pPr>
+      <w:r>
         <w:t>{{OPPORTUNITY}}</w:t>
       </w:r>
     </w:p>
@@ -564,7 +655,7 @@
         </w:numPr>
       </w:pPr>
       <w:r>
-        <w:t>Keep template styles consistent; the final CV will reflect the template’s styles rather than any global font overrides.</w:t>
+        <w:t>Keep template styles consistent; the final CV will reflect the template’s paragraph styles. Use the Font Family and Font Size options in the Convert CVs tab to override fonts globally if needed.</w:t>
       </w:r>
     </w:p>
     <w:p>
@@ -580,6 +671,7 @@
         </w:numPr>
       </w:pPr>
       <w:r>
+        <w:lastRenderedPageBreak/>
         <w:t>The template contains the intended placeholders exactly as listed (including braces and spacing).</w:t>
       </w:r>
     </w:p>
@@ -620,7 +712,6 @@
     <w:p/>
     <w:p>
       <w:r>
-        <w:lastRenderedPageBreak/>
         <w:t>Example:</w:t>
       </w:r>
     </w:p>
@@ -637,6 +728,10 @@
     </w:p>
     <w:p>
       <w:r>
+        <w:rPr>
+          <w:noProof/>
+        </w:rPr>
+        <w:lastRenderedPageBreak/>
         <w:drawing>
           <wp:inline distT="0" distB="0" distL="0" distR="0" wp14:anchorId="59D8B2F9" wp14:editId="34497AC5">
             <wp:extent cx="5389042" cy="7639050"/>
@@ -674,7 +769,6 @@
         </w:drawing>
       </w:r>
     </w:p>
-    <w:p/>
     <w:sectPr>
       <w:pgSz w:w="11906" w:h="16838"/>
       <w:pgMar w:top="1440" w:right="1440" w:bottom="1440" w:left="1440" w:header="708" w:footer="708" w:gutter="0"/>
@@ -2378,6 +2472,78 @@
   </w:num>
   <w:num w:numId="12" w16cid:durableId="1098911772">
     <w:abstractNumId w:val="11"/>
+  </w:num>
+  <w:num w:numId="13" w16cid:durableId="489712139">
+    <w:abstractNumId w:val="8"/>
+    <w:lvlOverride w:ilvl="0">
+      <w:startOverride w:val="1"/>
+    </w:lvlOverride>
+    <w:lvlOverride w:ilvl="1">
+      <w:startOverride w:val="1"/>
+    </w:lvlOverride>
+    <w:lvlOverride w:ilvl="2">
+      <w:startOverride w:val="1"/>
+    </w:lvlOverride>
+    <w:lvlOverride w:ilvl="3">
+      <w:startOverride w:val="1"/>
+    </w:lvlOverride>
+    <w:lvlOverride w:ilvl="4">
+      <w:startOverride w:val="1"/>
+    </w:lvlOverride>
+    <w:lvlOverride w:ilvl="5">
+      <w:startOverride w:val="1"/>
+    </w:lvlOverride>
+    <w:lvlOverride w:ilvl="6">
+      <w:startOverride w:val="1"/>
+    </w:lvlOverride>
+    <w:lvlOverride w:ilvl="7">
+      <w:startOverride w:val="1"/>
+    </w:lvlOverride>
+    <w:lvlOverride w:ilvl="8">
+      <w:startOverride w:val="1"/>
+    </w:lvlOverride>
+  </w:num>
+  <w:num w:numId="14" w16cid:durableId="661472494">
+    <w:abstractNumId w:val="4"/>
+    <w:lvlOverride w:ilvl="0">
+      <w:startOverride w:val="9"/>
+    </w:lvlOverride>
+    <w:lvlOverride w:ilvl="1">
+      <w:startOverride w:val="1"/>
+    </w:lvlOverride>
+    <w:lvlOverride w:ilvl="2">
+      <w:startOverride w:val="1"/>
+    </w:lvlOverride>
+    <w:lvlOverride w:ilvl="3">
+      <w:startOverride w:val="1"/>
+    </w:lvlOverride>
+    <w:lvlOverride w:ilvl="4">
+      <w:startOverride w:val="1"/>
+    </w:lvlOverride>
+    <w:lvlOverride w:ilvl="5">
+      <w:startOverride w:val="1"/>
+    </w:lvlOverride>
+    <w:lvlOverride w:ilvl="6">
+      <w:startOverride w:val="1"/>
+    </w:lvlOverride>
+    <w:lvlOverride w:ilvl="7">
+      <w:startOverride w:val="1"/>
+    </w:lvlOverride>
+    <w:lvlOverride w:ilvl="8">
+      <w:startOverride w:val="1"/>
+    </w:lvlOverride>
+  </w:num>
+  <w:num w:numId="15" w16cid:durableId="76441293">
+    <w:abstractNumId w:val="3"/>
+    <w:lvlOverride w:ilvl="0"/>
+    <w:lvlOverride w:ilvl="1"/>
+    <w:lvlOverride w:ilvl="2"/>
+    <w:lvlOverride w:ilvl="3"/>
+    <w:lvlOverride w:ilvl="4"/>
+    <w:lvlOverride w:ilvl="5"/>
+    <w:lvlOverride w:ilvl="6"/>
+    <w:lvlOverride w:ilvl="7"/>
+    <w:lvlOverride w:ilvl="8"/>
   </w:num>
 </w:numbering>
 </file>
